--- a/golden/uart/docs/word/22-UART 收发器可编程逻辑器件软件研制总结报告.docx
+++ b/golden/uart/docs/word/22-UART 收发器可编程逻辑器件软件研制总结报告.docx
@@ -45,7 +45,7 @@
             <w:r/>
             <w:r>
               <w:rPr>
-                <w:rFonts w:ascii="FangSong_GB2312" w:hAnsi="FangSong_GB2312" w:eastAsia="FangSong_GB2312" w:cs="FangSong_GB2312"/>
+                <w:rFonts w:ascii="Songti SC" w:hAnsi="Songti SC" w:eastAsia="Songti SC" w:cs="Songti SC"/>
                 <w:b/>
                 <w:sz w:val="18"/>
               </w:rPr>
@@ -72,7 +72,7 @@
             <w:r/>
             <w:r>
               <w:rPr>
-                <w:rFonts w:ascii="FangSong_GB2312" w:hAnsi="FangSong_GB2312" w:eastAsia="FangSong_GB2312" w:cs="FangSong_GB2312"/>
+                <w:rFonts w:ascii="Songti SC" w:hAnsi="Songti SC" w:eastAsia="Songti SC" w:cs="Songti SC"/>
                 <w:b/>
                 <w:sz w:val="18"/>
               </w:rPr>
@@ -100,7 +100,7 @@
             <w:r/>
             <w:r>
               <w:rPr>
-                <w:rFonts w:ascii="FangSong_GB2312" w:hAnsi="FangSong_GB2312" w:eastAsia="FangSong_GB2312" w:cs="FangSong_GB2312"/>
+                <w:rFonts w:ascii="Songti SC" w:hAnsi="Songti SC" w:eastAsia="Songti SC" w:cs="Songti SC"/>
                 <w:b w:val="0"/>
                 <w:sz w:val="18"/>
               </w:rPr>
@@ -126,11 +126,11 @@
             <w:r/>
             <w:r>
               <w:rPr>
-                <w:rFonts w:ascii="FangSong_GB2312" w:hAnsi="FangSong_GB2312" w:eastAsia="FangSong_GB2312" w:cs="FangSong_GB2312"/>
+                <w:rFonts w:ascii="Songti SC" w:hAnsi="Songti SC" w:eastAsia="Songti SC" w:cs="Songti SC"/>
                 <w:b w:val="0"/>
                 <w:sz w:val="18"/>
               </w:rPr>
-              <w:t>UART-DOC-022 / v2.3 candidate</w:t>
+              <w:t>UART-DOC-022 / v2.5 candidate</w:t>
             </w:r>
           </w:p>
         </w:tc>
@@ -154,7 +154,7 @@
             <w:r/>
             <w:r>
               <w:rPr>
-                <w:rFonts w:ascii="FangSong_GB2312" w:hAnsi="FangSong_GB2312" w:eastAsia="FangSong_GB2312" w:cs="FangSong_GB2312"/>
+                <w:rFonts w:ascii="Songti SC" w:hAnsi="Songti SC" w:eastAsia="Songti SC" w:cs="Songti SC"/>
                 <w:b w:val="0"/>
                 <w:sz w:val="18"/>
               </w:rPr>
@@ -180,7 +180,7 @@
             <w:r/>
             <w:r>
               <w:rPr>
-                <w:rFonts w:ascii="FangSong_GB2312" w:hAnsi="FangSong_GB2312" w:eastAsia="FangSong_GB2312" w:cs="FangSong_GB2312"/>
+                <w:rFonts w:ascii="Songti SC" w:hAnsi="Songti SC" w:eastAsia="Songti SC" w:cs="Songti SC"/>
                 <w:b w:val="0"/>
                 <w:sz w:val="18"/>
               </w:rPr>
@@ -208,7 +208,7 @@
             <w:r/>
             <w:r>
               <w:rPr>
-                <w:rFonts w:ascii="FangSong_GB2312" w:hAnsi="FangSong_GB2312" w:eastAsia="FangSong_GB2312" w:cs="FangSong_GB2312"/>
+                <w:rFonts w:ascii="Songti SC" w:hAnsi="Songti SC" w:eastAsia="Songti SC" w:cs="Songti SC"/>
                 <w:b w:val="0"/>
                 <w:sz w:val="18"/>
               </w:rPr>
@@ -234,11 +234,11 @@
             <w:r/>
             <w:r>
               <w:rPr>
-                <w:rFonts w:ascii="FangSong_GB2312" w:hAnsi="FangSong_GB2312" w:eastAsia="FangSong_GB2312" w:cs="FangSong_GB2312"/>
+                <w:rFonts w:ascii="Songti SC" w:hAnsi="Songti SC" w:eastAsia="Songti SC" w:cs="Songti SC"/>
                 <w:b w:val="0"/>
                 <w:sz w:val="18"/>
               </w:rPr>
-              <w:t>2026-08-27</w:t>
+              <w:t>2026-08-28</w:t>
             </w:r>
           </w:p>
         </w:tc>
@@ -262,7 +262,7 @@
             <w:r/>
             <w:r>
               <w:rPr>
-                <w:rFonts w:ascii="FangSong_GB2312" w:hAnsi="FangSong_GB2312" w:eastAsia="FangSong_GB2312" w:cs="FangSong_GB2312"/>
+                <w:rFonts w:ascii="Songti SC" w:hAnsi="Songti SC" w:eastAsia="Songti SC" w:cs="Songti SC"/>
                 <w:b w:val="0"/>
                 <w:sz w:val="18"/>
               </w:rPr>
@@ -288,7 +288,7 @@
             <w:r/>
             <w:r>
               <w:rPr>
-                <w:rFonts w:ascii="FangSong_GB2312" w:hAnsi="FangSong_GB2312" w:eastAsia="FangSong_GB2312" w:cs="FangSong_GB2312"/>
+                <w:rFonts w:ascii="Songti SC" w:hAnsi="Songti SC" w:eastAsia="Songti SC" w:cs="Songti SC"/>
                 <w:b w:val="0"/>
                 <w:sz w:val="18"/>
               </w:rPr>
@@ -316,7 +316,7 @@
             <w:r/>
             <w:r>
               <w:rPr>
-                <w:rFonts w:ascii="FangSong_GB2312" w:hAnsi="FangSong_GB2312" w:eastAsia="FangSong_GB2312" w:cs="FangSong_GB2312"/>
+                <w:rFonts w:ascii="Songti SC" w:hAnsi="Songti SC" w:eastAsia="Songti SC" w:cs="Songti SC"/>
                 <w:b w:val="0"/>
                 <w:sz w:val="18"/>
               </w:rPr>
@@ -342,7 +342,7 @@
             <w:r/>
             <w:r>
               <w:rPr>
-                <w:rFonts w:ascii="FangSong_GB2312" w:hAnsi="FangSong_GB2312" w:eastAsia="FangSong_GB2312" w:cs="FangSong_GB2312"/>
+                <w:rFonts w:ascii="Songti SC" w:hAnsi="Songti SC" w:eastAsia="Songti SC" w:cs="Songti SC"/>
                 <w:b w:val="0"/>
                 <w:sz w:val="18"/>
               </w:rPr>
@@ -370,7 +370,7 @@
             <w:r/>
             <w:r>
               <w:rPr>
-                <w:rFonts w:ascii="FangSong_GB2312" w:hAnsi="FangSong_GB2312" w:eastAsia="FangSong_GB2312" w:cs="FangSong_GB2312"/>
+                <w:rFonts w:ascii="Songti SC" w:hAnsi="Songti SC" w:eastAsia="Songti SC" w:cs="Songti SC"/>
                 <w:b w:val="0"/>
                 <w:sz w:val="18"/>
               </w:rPr>
@@ -396,7 +396,7 @@
             <w:r/>
             <w:r>
               <w:rPr>
-                <w:rFonts w:ascii="FangSong_GB2312" w:hAnsi="FangSong_GB2312" w:eastAsia="FangSong_GB2312" w:cs="FangSong_GB2312"/>
+                <w:rFonts w:ascii="Songti SC" w:hAnsi="Songti SC" w:eastAsia="Songti SC" w:cs="Songti SC"/>
                 <w:b w:val="0"/>
                 <w:sz w:val="18"/>
               </w:rPr>
@@ -424,7 +424,7 @@
             <w:r/>
             <w:r>
               <w:rPr>
-                <w:rFonts w:ascii="FangSong_GB2312" w:hAnsi="FangSong_GB2312" w:eastAsia="FangSong_GB2312" w:cs="FangSong_GB2312"/>
+                <w:rFonts w:ascii="Songti SC" w:hAnsi="Songti SC" w:eastAsia="Songti SC" w:cs="Songti SC"/>
                 <w:b w:val="0"/>
                 <w:sz w:val="18"/>
               </w:rPr>
@@ -450,7 +450,7 @@
             <w:r/>
             <w:r>
               <w:rPr>
-                <w:rFonts w:ascii="FangSong_GB2312" w:hAnsi="FangSong_GB2312" w:eastAsia="FangSong_GB2312" w:cs="FangSong_GB2312"/>
+                <w:rFonts w:ascii="Songti SC" w:hAnsi="Songti SC" w:eastAsia="Songti SC" w:cs="Songti SC"/>
                 <w:b w:val="0"/>
                 <w:sz w:val="18"/>
               </w:rPr>
@@ -478,7 +478,7 @@
             <w:r/>
             <w:r>
               <w:rPr>
-                <w:rFonts w:ascii="FangSong_GB2312" w:hAnsi="FangSong_GB2312" w:eastAsia="FangSong_GB2312" w:cs="FangSong_GB2312"/>
+                <w:rFonts w:ascii="Songti SC" w:hAnsi="Songti SC" w:eastAsia="Songti SC" w:cs="Songti SC"/>
                 <w:b w:val="0"/>
                 <w:sz w:val="18"/>
               </w:rPr>
@@ -504,7 +504,7 @@
             <w:r/>
             <w:r>
               <w:rPr>
-                <w:rFonts w:ascii="FangSong_GB2312" w:hAnsi="FangSong_GB2312" w:eastAsia="FangSong_GB2312" w:cs="FangSong_GB2312"/>
+                <w:rFonts w:ascii="Songti SC" w:hAnsi="Songti SC" w:eastAsia="Songti SC" w:cs="Songti SC"/>
                 <w:b w:val="0"/>
                 <w:sz w:val="18"/>
               </w:rPr>
@@ -569,7 +569,7 @@
             <w:r/>
             <w:r>
               <w:rPr>
-                <w:rFonts w:ascii="FangSong_GB2312" w:hAnsi="FangSong_GB2312" w:eastAsia="FangSong_GB2312" w:cs="FangSong_GB2312"/>
+                <w:rFonts w:ascii="Songti SC" w:hAnsi="Songti SC" w:eastAsia="Songti SC" w:cs="Songti SC"/>
                 <w:b/>
                 <w:sz w:val="18"/>
               </w:rPr>
@@ -596,7 +596,7 @@
             <w:r/>
             <w:r>
               <w:rPr>
-                <w:rFonts w:ascii="FangSong_GB2312" w:hAnsi="FangSong_GB2312" w:eastAsia="FangSong_GB2312" w:cs="FangSong_GB2312"/>
+                <w:rFonts w:ascii="Songti SC" w:hAnsi="Songti SC" w:eastAsia="Songti SC" w:cs="Songti SC"/>
                 <w:b/>
                 <w:sz w:val="18"/>
               </w:rPr>
@@ -623,7 +623,7 @@
             <w:r/>
             <w:r>
               <w:rPr>
-                <w:rFonts w:ascii="FangSong_GB2312" w:hAnsi="FangSong_GB2312" w:eastAsia="FangSong_GB2312" w:cs="FangSong_GB2312"/>
+                <w:rFonts w:ascii="Songti SC" w:hAnsi="Songti SC" w:eastAsia="Songti SC" w:cs="Songti SC"/>
                 <w:b/>
                 <w:sz w:val="18"/>
               </w:rPr>
@@ -650,7 +650,7 @@
             <w:r/>
             <w:r>
               <w:rPr>
-                <w:rFonts w:ascii="FangSong_GB2312" w:hAnsi="FangSong_GB2312" w:eastAsia="FangSong_GB2312" w:cs="FangSong_GB2312"/>
+                <w:rFonts w:ascii="Songti SC" w:hAnsi="Songti SC" w:eastAsia="Songti SC" w:cs="Songti SC"/>
                 <w:b/>
                 <w:sz w:val="18"/>
               </w:rPr>
@@ -678,11 +678,11 @@
             <w:r/>
             <w:r>
               <w:rPr>
-                <w:rFonts w:ascii="FangSong_GB2312" w:hAnsi="FangSong_GB2312" w:eastAsia="FangSong_GB2312" w:cs="FangSong_GB2312"/>
+                <w:rFonts w:ascii="Songti SC" w:hAnsi="Songti SC" w:eastAsia="Songti SC" w:cs="Songti SC"/>
                 <w:b w:val="0"/>
                 <w:sz w:val="18"/>
               </w:rPr>
-              <w:t>v2.3 candidate</w:t>
+              <w:t>v2.5 candidate</w:t>
             </w:r>
           </w:p>
         </w:tc>
@@ -704,11 +704,11 @@
             <w:r/>
             <w:r>
               <w:rPr>
-                <w:rFonts w:ascii="FangSong_GB2312" w:hAnsi="FangSong_GB2312" w:eastAsia="FangSong_GB2312" w:cs="FangSong_GB2312"/>
+                <w:rFonts w:ascii="Songti SC" w:hAnsi="Songti SC" w:eastAsia="Songti SC" w:cs="Songti SC"/>
                 <w:b w:val="0"/>
                 <w:sz w:val="18"/>
               </w:rPr>
-              <w:t>2026-08-27</w:t>
+              <w:t>2026-08-28</w:t>
             </w:r>
           </w:p>
         </w:tc>
@@ -730,7 +730,7 @@
             <w:r/>
             <w:r>
               <w:rPr>
-                <w:rFonts w:ascii="FangSong_GB2312" w:hAnsi="FangSong_GB2312" w:eastAsia="FangSong_GB2312" w:cs="FangSong_GB2312"/>
+                <w:rFonts w:ascii="Songti SC" w:hAnsi="Songti SC" w:eastAsia="Songti SC" w:cs="Songti SC"/>
                 <w:b w:val="0"/>
                 <w:sz w:val="18"/>
               </w:rPr>
@@ -756,7 +756,7 @@
             <w:r/>
             <w:r>
               <w:rPr>
-                <w:rFonts w:ascii="FangSong_GB2312" w:hAnsi="FangSong_GB2312" w:eastAsia="FangSong_GB2312" w:cs="FangSong_GB2312"/>
+                <w:rFonts w:ascii="Songti SC" w:hAnsi="Songti SC" w:eastAsia="Songti SC" w:cs="Songti SC"/>
                 <w:b w:val="0"/>
                 <w:sz w:val="18"/>
               </w:rPr>
@@ -794,7 +794,7 @@
       </w:pPr>
       <w:r>
         <w:rPr>
-          <w:rFonts w:ascii="FangSong_GB2312" w:hAnsi="FangSong_GB2312" w:eastAsia="FangSong_GB2312" w:cs="FangSong_GB2312"/>
+          <w:rFonts w:ascii="Songti SC" w:hAnsi="Songti SC" w:eastAsia="Songti SC" w:cs="Songti SC"/>
           <w:b w:val="0"/>
           <w:sz w:val="22"/>
         </w:rPr>
@@ -811,7 +811,7 @@
       </w:pPr>
       <w:r>
         <w:rPr>
-          <w:rFonts w:ascii="FangSong_GB2312" w:hAnsi="FangSong_GB2312" w:eastAsia="FangSong_GB2312" w:cs="FangSong_GB2312"/>
+          <w:rFonts w:ascii="Songti SC" w:hAnsi="Songti SC" w:eastAsia="Songti SC" w:cs="Songti SC"/>
           <w:b w:val="0"/>
           <w:sz w:val="22"/>
         </w:rPr>
@@ -828,7 +828,7 @@
       </w:pPr>
       <w:r>
         <w:rPr>
-          <w:rFonts w:ascii="FangSong_GB2312" w:hAnsi="FangSong_GB2312" w:eastAsia="FangSong_GB2312" w:cs="FangSong_GB2312"/>
+          <w:rFonts w:ascii="Songti SC" w:hAnsi="Songti SC" w:eastAsia="Songti SC" w:cs="Songti SC"/>
           <w:b w:val="0"/>
           <w:sz w:val="22"/>
         </w:rPr>
@@ -845,7 +845,7 @@
       </w:pPr>
       <w:r>
         <w:rPr>
-          <w:rFonts w:ascii="FangSong_GB2312" w:hAnsi="FangSong_GB2312" w:eastAsia="FangSong_GB2312" w:cs="FangSong_GB2312"/>
+          <w:rFonts w:ascii="Songti SC" w:hAnsi="Songti SC" w:eastAsia="Songti SC" w:cs="Songti SC"/>
           <w:b w:val="0"/>
           <w:sz w:val="22"/>
         </w:rPr>
@@ -862,7 +862,7 @@
       </w:pPr>
       <w:r>
         <w:rPr>
-          <w:rFonts w:ascii="FangSong_GB2312" w:hAnsi="FangSong_GB2312" w:eastAsia="FangSong_GB2312" w:cs="FangSong_GB2312"/>
+          <w:rFonts w:ascii="Songti SC" w:hAnsi="Songti SC" w:eastAsia="Songti SC" w:cs="Songti SC"/>
           <w:b w:val="0"/>
           <w:sz w:val="22"/>
         </w:rPr>
@@ -879,7 +879,7 @@
       </w:pPr>
       <w:r>
         <w:rPr>
-          <w:rFonts w:ascii="FangSong_GB2312" w:hAnsi="FangSong_GB2312" w:eastAsia="FangSong_GB2312" w:cs="FangSong_GB2312"/>
+          <w:rFonts w:ascii="Songti SC" w:hAnsi="Songti SC" w:eastAsia="Songti SC" w:cs="Songti SC"/>
           <w:b w:val="0"/>
           <w:sz w:val="22"/>
         </w:rPr>
@@ -896,7 +896,7 @@
       </w:pPr>
       <w:r>
         <w:rPr>
-          <w:rFonts w:ascii="FangSong_GB2312" w:hAnsi="FangSong_GB2312" w:eastAsia="FangSong_GB2312" w:cs="FangSong_GB2312"/>
+          <w:rFonts w:ascii="Songti SC" w:hAnsi="Songti SC" w:eastAsia="Songti SC" w:cs="Songti SC"/>
           <w:b w:val="0"/>
           <w:sz w:val="22"/>
         </w:rPr>
@@ -913,7 +913,7 @@
       </w:pPr>
       <w:r>
         <w:rPr>
-          <w:rFonts w:ascii="FangSong_GB2312" w:hAnsi="FangSong_GB2312" w:eastAsia="FangSong_GB2312" w:cs="FangSong_GB2312"/>
+          <w:rFonts w:ascii="Songti SC" w:hAnsi="Songti SC" w:eastAsia="Songti SC" w:cs="Songti SC"/>
           <w:b w:val="0"/>
           <w:sz w:val="22"/>
         </w:rPr>
@@ -930,7 +930,7 @@
       </w:pPr>
       <w:r>
         <w:rPr>
-          <w:rFonts w:ascii="FangSong_GB2312" w:hAnsi="FangSong_GB2312" w:eastAsia="FangSong_GB2312" w:cs="FangSong_GB2312"/>
+          <w:rFonts w:ascii="Songti SC" w:hAnsi="Songti SC" w:eastAsia="Songti SC" w:cs="Songti SC"/>
           <w:b w:val="0"/>
           <w:sz w:val="22"/>
         </w:rPr>
@@ -947,7 +947,7 @@
       </w:pPr>
       <w:r>
         <w:rPr>
-          <w:rFonts w:ascii="FangSong_GB2312" w:hAnsi="FangSong_GB2312" w:eastAsia="FangSong_GB2312" w:cs="FangSong_GB2312"/>
+          <w:rFonts w:ascii="Songti SC" w:hAnsi="Songti SC" w:eastAsia="Songti SC" w:cs="Songti SC"/>
           <w:b w:val="0"/>
           <w:sz w:val="22"/>
         </w:rPr>
@@ -964,7 +964,7 @@
       </w:pPr>
       <w:r>
         <w:rPr>
-          <w:rFonts w:ascii="FangSong_GB2312" w:hAnsi="FangSong_GB2312" w:eastAsia="FangSong_GB2312" w:cs="FangSong_GB2312"/>
+          <w:rFonts w:ascii="Songti SC" w:hAnsi="Songti SC" w:eastAsia="Songti SC" w:cs="Songti SC"/>
           <w:b w:val="0"/>
           <w:sz w:val="22"/>
         </w:rPr>
@@ -990,7 +990,7 @@
       </w:pPr>
       <w:r>
         <w:rPr>
-          <w:rFonts w:ascii="FangSong_GB2312" w:hAnsi="FangSong_GB2312" w:eastAsia="FangSong_GB2312" w:cs="FangSong_GB2312"/>
+          <w:rFonts w:ascii="Songti SC" w:hAnsi="Songti SC" w:eastAsia="Songti SC" w:cs="Songti SC"/>
           <w:b w:val="0"/>
           <w:sz w:val="22"/>
         </w:rPr>
@@ -1011,11 +1011,28 @@
       </w:pPr>
       <w:r>
         <w:rPr>
-          <w:rFonts w:ascii="FangSong_GB2312" w:hAnsi="FangSong_GB2312" w:eastAsia="FangSong_GB2312" w:cs="FangSong_GB2312"/>
+          <w:rFonts w:ascii="Songti SC" w:hAnsi="Songti SC" w:eastAsia="Songti SC" w:cs="Songti SC"/>
           <w:b w:val="0"/>
           <w:sz w:val="22"/>
         </w:rPr>
-        <w:t>本文档适用于 GOLDEN-UART 候选项目。用户已选定 AMD Xilinx Virtex-7 XC7VX690T、</w:t>
+        <w:t>本文档适用于 GOLDEN-UART 候选项目。目标平台已固定为 AMD/Xilinx VC709 Rev 1.0 候选板、</w:t>
+      </w:r>
+      <w:r>
+        <w:rPr>
+          <w:rFonts w:ascii="Courier New" w:hAnsi="Courier New" w:eastAsia="Courier New" w:cs="Courier New"/>
+          <w:b w:val="0"/>
+          <w:color w:val="1F3A5F"/>
+          <w:sz w:val="21"/>
+        </w:rPr>
+        <w:t>xc7vx690tffg1761-2</w:t>
+      </w:r>
+      <w:r>
+        <w:rPr>
+          <w:rFonts w:ascii="Songti SC" w:hAnsi="Songti SC" w:eastAsia="Songti SC" w:cs="Songti SC"/>
+          <w:b w:val="0"/>
+          <w:sz w:val="22"/>
+        </w:rPr>
+        <w:t>、</w:t>
       </w:r>
       <w:r>
         <w:rPr>
@@ -1028,7 +1045,7 @@
       </w:r>
       <w:r>
         <w:rPr>
-          <w:rFonts w:ascii="FangSong_GB2312" w:hAnsi="FangSong_GB2312" w:eastAsia="FangSong_GB2312" w:cs="FangSong_GB2312"/>
+          <w:rFonts w:ascii="Songti SC" w:hAnsi="Songti SC" w:eastAsia="Songti SC" w:cs="Songti SC"/>
           <w:b w:val="0"/>
           <w:sz w:val="22"/>
         </w:rPr>
@@ -1045,11 +1062,11 @@
       </w:r>
       <w:r>
         <w:rPr>
-          <w:rFonts w:ascii="FangSong_GB2312" w:hAnsi="FangSong_GB2312" w:eastAsia="FangSong_GB2312" w:cs="FangSong_GB2312"/>
+          <w:rFonts w:ascii="Songti SC" w:hAnsi="Songti SC" w:eastAsia="Songti SC" w:cs="Songti SC"/>
           <w:b w:val="0"/>
           <w:sz w:val="22"/>
         </w:rPr>
-        <w:t xml:space="preserve"> 板级包装、板载 USB-UART、100 MHz 核时钟、9600 bit/s 8N1 基线与 115200 bit/s 扩展回归。候选 Vivado part 为 </w:t>
+        <w:t xml:space="preserve"> 板级包装、200 MHz 差分板钟经 MMCM生成 100 MHz 核时钟，以及板载 CP2103 USB-UART。真实 Connector/Vivado 2021.1 已返回精确 part，9600 与 115200 两组 XSim、综合和停在码流前的实现均已通过 Mac→66 直连形成修订后 </w:t>
       </w:r>
       <w:r>
         <w:rPr>
@@ -1058,32 +1075,15 @@
           <w:color w:val="1F3A5F"/>
           <w:sz w:val="21"/>
         </w:rPr>
-        <w:t>xc7vx690tffg1761-2</w:t>
+        <w:t>DIFF_SSTL15</w:t>
       </w:r>
       <w:r>
         <w:rPr>
-          <w:rFonts w:ascii="FangSong_GB2312" w:hAnsi="FangSong_GB2312" w:eastAsia="FangSong_GB2312" w:cs="FangSong_GB2312"/>
+          <w:rFonts w:ascii="Songti SC" w:hAnsi="Songti SC" w:eastAsia="Songti SC" w:cs="Songti SC"/>
           <w:b w:val="0"/>
           <w:sz w:val="22"/>
         </w:rPr>
-        <w:t xml:space="preserve">，但已知 worker-66/Vivado 2021.1 不包含它，新 Connector 尚未用 </w:t>
-      </w:r>
-      <w:r>
-        <w:rPr>
-          <w:rFonts w:ascii="Courier New" w:hAnsi="Courier New" w:eastAsia="Courier New" w:cs="Courier New"/>
-          <w:b w:val="0"/>
-          <w:color w:val="1F3A5F"/>
-          <w:sz w:val="21"/>
-        </w:rPr>
-        <w:t>get_parts -quiet xc7vx690t*</w:t>
-      </w:r>
-      <w:r>
-        <w:rPr>
-          <w:rFonts w:ascii="FangSong_GB2312" w:hAnsi="FangSong_GB2312" w:eastAsia="FangSong_GB2312" w:cs="FangSong_GB2312"/>
-          <w:b w:val="0"/>
-          <w:sz w:val="22"/>
-        </w:rPr>
-        <w:t xml:space="preserve"> 确认。</w:t>
+        <w:t xml:space="preserve"> exploratory/candidate 证据。</w:t>
       </w:r>
     </w:p>
     <w:p>
@@ -1092,7 +1092,7 @@
       </w:pPr>
       <w:r>
         <w:rPr>
-          <w:rFonts w:ascii="FangSong_GB2312" w:hAnsi="FangSong_GB2312" w:eastAsia="FangSong_GB2312" w:cs="FangSong_GB2312"/>
+          <w:rFonts w:ascii="Songti SC" w:hAnsi="Songti SC" w:eastAsia="Songti SC" w:cs="Songti SC"/>
           <w:b w:val="0"/>
           <w:sz w:val="22"/>
         </w:rPr>
@@ -1113,11 +1113,11 @@
       </w:pPr>
       <w:r>
         <w:rPr>
-          <w:rFonts w:ascii="FangSong_GB2312" w:hAnsi="FangSong_GB2312" w:eastAsia="FangSong_GB2312" w:cs="FangSong_GB2312"/>
+          <w:rFonts w:ascii="Songti SC" w:hAnsi="Songti SC" w:eastAsia="Songti SC" w:cs="Songti SC"/>
           <w:b w:val="0"/>
           <w:sz w:val="22"/>
         </w:rPr>
-        <w:t>通用 UART 核、参数化分频、TX/RX FSM、两级 RX 同步和自检 TB。</w:t>
+        <w:t>通用 UART 核、参数化分频、TX/RX FSM、两级 RX 同步、VC709 时钟/复位/CP2103 包装和自检 TB。</w:t>
       </w:r>
     </w:p>
     <w:p>
@@ -1134,11 +1134,11 @@
       </w:pPr>
       <w:r>
         <w:rPr>
-          <w:rFonts w:ascii="FangSong_GB2312" w:hAnsi="FangSong_GB2312" w:eastAsia="FangSong_GB2312" w:cs="FangSong_GB2312"/>
+          <w:rFonts w:ascii="Songti SC" w:hAnsi="Songti SC" w:eastAsia="Songti SC" w:cs="Songti SC"/>
           <w:b w:val="0"/>
           <w:sz w:val="22"/>
         </w:rPr>
-        <w:t>已完成候选需求/设计、RTL/TB 修正、历史 K70T exploratory 仿真/综合/STA 和文档整改；690T 器件级实证和板级确认未完成。</w:t>
+        <w:t>已完成候选需求/设计、RTL/TB/XDC 修正，并在真实 Connector/Vivado 2021.1 上经 Mac→66 直连完成精确 part 查询、源码校验、9600/115200 XSim、综合和停在码流前的布局布线及报告。</w:t>
       </w:r>
     </w:p>
     <w:p>
@@ -1155,11 +1155,28 @@
       </w:pPr>
       <w:r>
         <w:rPr>
-          <w:rFonts w:ascii="FangSong_GB2312" w:hAnsi="FangSong_GB2312" w:eastAsia="FangSong_GB2312" w:cs="FangSong_GB2312"/>
+          <w:rFonts w:ascii="Songti SC" w:hAnsi="Songti SC" w:eastAsia="Songti SC" w:cs="Songti SC"/>
           <w:b w:val="0"/>
           <w:sz w:val="22"/>
         </w:rPr>
-        <w:t>核级 9600 功能有历史 exploratory 证据；115200 扩展回归、覆盖、精确 690T part 实现、完整 XDC 和板测未闭合。</w:t>
+        <w:t xml:space="preserve">9600 与 115200 均为 10/10 PASS；修订后 </w:t>
+      </w:r>
+      <w:r>
+        <w:rPr>
+          <w:rFonts w:ascii="Courier New" w:hAnsi="Courier New" w:eastAsia="Courier New" w:cs="Courier New"/>
+          <w:b w:val="0"/>
+          <w:color w:val="1F3A5F"/>
+          <w:sz w:val="21"/>
+        </w:rPr>
+        <w:t>DIFF_SSTL15</w:t>
+      </w:r>
+      <w:r>
+        <w:rPr>
+          <w:rFonts w:ascii="Songti SC" w:hAnsi="Songti SC" w:eastAsia="Songti SC" w:cs="Songti SC"/>
+          <w:b w:val="0"/>
+          <w:sz w:val="22"/>
+        </w:rPr>
+        <w:t xml:space="preserve"> 的 690T 预码流实现 DRC 0 违规、WNS/WHS 为正、资源满足候选限值；XTP213/Master XDC 已入库交叉核对。覆盖、独立验证、批准和板测未闭合。</w:t>
       </w:r>
     </w:p>
     <w:p>
@@ -1176,11 +1193,28 @@
       </w:pPr>
       <w:r>
         <w:rPr>
-          <w:rFonts w:ascii="FangSong_GB2312" w:hAnsi="FangSong_GB2312" w:eastAsia="FangSong_GB2312" w:cs="FangSong_GB2312"/>
+          <w:rFonts w:ascii="Songti SC" w:hAnsi="Songti SC" w:eastAsia="Songti SC" w:cs="Songti SC"/>
           <w:b w:val="0"/>
           <w:sz w:val="22"/>
         </w:rPr>
-        <w:t>行为仿真报告见 UART-DOC-006，实物确认为 0 执行/blocked。</w:t>
+        <w:t xml:space="preserve">行为仿真与工具报告见 UART-DOC-006 及 </w:t>
+      </w:r>
+      <w:r>
+        <w:rPr>
+          <w:rFonts w:ascii="Courier New" w:hAnsi="Courier New" w:eastAsia="Courier New" w:cs="Courier New"/>
+          <w:b w:val="0"/>
+          <w:color w:val="1F3A5F"/>
+          <w:sz w:val="21"/>
+        </w:rPr>
+        <w:t>evidence/vc709-prebit-20260828-diff-sstl15</w:t>
+      </w:r>
+      <w:r>
+        <w:rPr>
+          <w:rFonts w:ascii="Songti SC" w:hAnsi="Songti SC" w:eastAsia="Songti SC" w:cs="Songti SC"/>
+          <w:b w:val="0"/>
+          <w:sz w:val="22"/>
+        </w:rPr>
+        <w:t>；2026-08-27 包仅保留为修订前历史，实物确认为 0 执行/blocked。</w:t>
       </w:r>
     </w:p>
     <w:p>
@@ -1197,7 +1231,7 @@
       </w:pPr>
       <w:r>
         <w:rPr>
-          <w:rFonts w:ascii="FangSong_GB2312" w:hAnsi="FangSong_GB2312" w:eastAsia="FangSong_GB2312" w:cs="FangSong_GB2312"/>
+          <w:rFonts w:ascii="Songti SC" w:hAnsi="Songti SC" w:eastAsia="Songti SC" w:cs="Songti SC"/>
           <w:b w:val="0"/>
           <w:sz w:val="22"/>
         </w:rPr>
@@ -1218,7 +1252,7 @@
       </w:pPr>
       <w:r>
         <w:rPr>
-          <w:rFonts w:ascii="FangSong_GB2312" w:hAnsi="FangSong_GB2312" w:eastAsia="FangSong_GB2312" w:cs="FangSong_GB2312"/>
+          <w:rFonts w:ascii="Songti SC" w:hAnsi="Songti SC" w:eastAsia="Songti SC" w:cs="Songti SC"/>
           <w:b w:val="0"/>
           <w:sz w:val="22"/>
         </w:rPr>
@@ -1239,7 +1273,7 @@
       </w:pPr>
       <w:r>
         <w:rPr>
-          <w:rFonts w:ascii="FangSong_GB2312" w:hAnsi="FangSong_GB2312" w:eastAsia="FangSong_GB2312" w:cs="FangSong_GB2312"/>
+          <w:rFonts w:ascii="Songti SC" w:hAnsi="Songti SC" w:eastAsia="Songti SC" w:cs="Songti SC"/>
           <w:b w:val="0"/>
           <w:sz w:val="22"/>
         </w:rPr>
@@ -1260,11 +1294,11 @@
       </w:pPr>
       <w:r>
         <w:rPr>
-          <w:rFonts w:ascii="FangSong_GB2312" w:hAnsi="FangSong_GB2312" w:eastAsia="FangSong_GB2312" w:cs="FangSong_GB2312"/>
+          <w:rFonts w:ascii="Songti SC" w:hAnsi="Songti SC" w:eastAsia="Songti SC" w:cs="Songti SC"/>
           <w:b w:val="0"/>
           <w:sz w:val="22"/>
         </w:rPr>
-        <w:t>历史 exploratory 结果：10+9 个动态用例成功、约 63 LUT/70 FF、K70T 内部 100 MHz STA 有正余量。这些数据不是 690T 或板级结论。</w:t>
+        <w:t>VC709/690T exploratory（修订后 direct）结果：9600 10/10、115200 10/10；55 LUT、62 FF、0 BRAM/DSP；methodology 0 违规；CDC 仅两级 ASYNC_REG 同步器的 CDC-3 Info ×1；DRC 0 违规；WNS 7.630 ns、WHS 0.093 ns、TNS/THS 0；未生成 bitstream。</w:t>
       </w:r>
     </w:p>
     <w:p>
@@ -1281,11 +1315,11 @@
       </w:pPr>
       <w:r>
         <w:rPr>
-          <w:rFonts w:ascii="FangSong_GB2312" w:hAnsi="FangSong_GB2312" w:eastAsia="FangSong_GB2312" w:cs="FangSong_GB2312"/>
+          <w:rFonts w:ascii="Songti SC" w:hAnsi="Songti SC" w:eastAsia="Songti SC" w:cs="Songti SC"/>
           <w:b w:val="0"/>
           <w:sz w:val="22"/>
         </w:rPr>
-        <w:t>当前只能结论“候选设计可继续实证”，不能结论“符合、验收、可交付或可使用”。</w:t>
+        <w:t>当前可以结论“VC709/690T 候选已走通至码流生成前，具备继续人工评审和板级准备的技术基础”，但不能结论“符合、验收、可交付或可使用”。</w:t>
       </w:r>
     </w:p>
     <w:p>
@@ -1302,7 +1336,7 @@
       </w:pPr>
       <w:r>
         <w:rPr>
-          <w:rFonts w:ascii="FangSong_GB2312" w:hAnsi="FangSong_GB2312" w:eastAsia="FangSong_GB2312" w:cs="FangSong_GB2312"/>
+          <w:rFonts w:ascii="Songti SC" w:hAnsi="Songti SC" w:eastAsia="Songti SC" w:cs="Songti SC"/>
           <w:b w:val="0"/>
           <w:sz w:val="22"/>
         </w:rPr>
@@ -1330,7 +1364,7 @@
     </w:pPr>
     <w:r>
       <w:rPr>
-        <w:rFonts w:ascii="FangSong_GB2312" w:hAnsi="FangSong_GB2312" w:eastAsia="FangSong_GB2312" w:cs="FangSong_GB2312"/>
+        <w:rFonts w:ascii="Songti SC" w:hAnsi="Songti SC" w:eastAsia="Songti SC" w:cs="Songti SC"/>
         <w:color w:val="666666"/>
         <w:sz w:val="18"/>
       </w:rPr>
@@ -1341,7 +1375,7 @@
     </w:r>
     <w:r>
       <w:rPr>
-        <w:rFonts w:ascii="FangSong_GB2312" w:hAnsi="FangSong_GB2312" w:eastAsia="FangSong_GB2312" w:cs="FangSong_GB2312"/>
+        <w:rFonts w:ascii="Songti SC" w:hAnsi="Songti SC" w:eastAsia="Songti SC" w:cs="Songti SC"/>
         <w:color w:val="666666"/>
         <w:sz w:val="18"/>
       </w:rPr>
@@ -1360,7 +1394,7 @@
     </w:pPr>
     <w:r>
       <w:rPr>
-        <w:rFonts w:ascii="FangSong_GB2312" w:hAnsi="FangSong_GB2312" w:eastAsia="FangSong_GB2312" w:cs="FangSong_GB2312"/>
+        <w:rFonts w:ascii="Songti SC" w:hAnsi="Songti SC" w:eastAsia="Songti SC" w:cs="Songti SC"/>
         <w:color w:val="666666"/>
         <w:sz w:val="17"/>
       </w:rPr>
@@ -1775,7 +1809,7 @@
       <w:spacing w:before="0" w:after="120" w:line="300" w:lineRule="auto"/>
     </w:pPr>
     <w:rPr>
-      <w:rFonts w:ascii="FangSong_GB2312" w:hAnsi="FangSong_GB2312" w:eastAsia="FangSong_GB2312" w:cs="FangSong_GB2312"/>
+      <w:rFonts w:ascii="Songti SC" w:hAnsi="Songti SC" w:eastAsia="Songti SC" w:cs="Songti SC"/>
       <w:sz w:val="22"/>
     </w:rPr>
   </w:style>
@@ -1838,7 +1872,7 @@
       <w:outlineLvl w:val="0"/>
     </w:pPr>
     <w:rPr>
-      <w:rFonts w:asciiTheme="majorHAnsi" w:eastAsiaTheme="majorEastAsia" w:hAnsiTheme="majorHAnsi" w:cstheme="majorBidi" w:ascii="FangSong_GB2312" w:hAnsi="FangSong_GB2312" w:eastAsia="FangSong_GB2312" w:cs="FangSong_GB2312"/>
+      <w:rFonts w:asciiTheme="majorHAnsi" w:eastAsiaTheme="majorEastAsia" w:hAnsiTheme="majorHAnsi" w:cstheme="majorBidi" w:ascii="Songti SC" w:hAnsi="Songti SC" w:eastAsia="Songti SC" w:cs="Songti SC"/>
       <w:b/>
       <w:bCs/>
       <w:color w:val="2E74B5"/>
@@ -1862,7 +1896,7 @@
       <w:outlineLvl w:val="1"/>
     </w:pPr>
     <w:rPr>
-      <w:rFonts w:asciiTheme="majorHAnsi" w:eastAsiaTheme="majorEastAsia" w:hAnsiTheme="majorHAnsi" w:cstheme="majorBidi" w:ascii="FangSong_GB2312" w:hAnsi="FangSong_GB2312" w:eastAsia="FangSong_GB2312" w:cs="FangSong_GB2312"/>
+      <w:rFonts w:asciiTheme="majorHAnsi" w:eastAsiaTheme="majorEastAsia" w:hAnsiTheme="majorHAnsi" w:cstheme="majorBidi" w:ascii="Songti SC" w:hAnsi="Songti SC" w:eastAsia="Songti SC" w:cs="Songti SC"/>
       <w:b/>
       <w:bCs/>
       <w:color w:val="2E74B5"/>
@@ -1886,7 +1920,7 @@
       <w:outlineLvl w:val="2"/>
     </w:pPr>
     <w:rPr>
-      <w:rFonts w:asciiTheme="majorHAnsi" w:eastAsiaTheme="majorEastAsia" w:hAnsiTheme="majorHAnsi" w:cstheme="majorBidi" w:ascii="FangSong_GB2312" w:hAnsi="FangSong_GB2312" w:eastAsia="FangSong_GB2312" w:cs="FangSong_GB2312"/>
+      <w:rFonts w:asciiTheme="majorHAnsi" w:eastAsiaTheme="majorEastAsia" w:hAnsiTheme="majorHAnsi" w:cstheme="majorBidi" w:ascii="Songti SC" w:hAnsi="Songti SC" w:eastAsia="Songti SC" w:cs="Songti SC"/>
       <w:b/>
       <w:bCs/>
       <w:color w:val="1F4D78"/>
@@ -2130,7 +2164,7 @@
       <w:jc w:val="center"/>
     </w:pPr>
     <w:rPr>
-      <w:rFonts w:asciiTheme="majorHAnsi" w:eastAsiaTheme="majorEastAsia" w:hAnsiTheme="majorHAnsi" w:cstheme="majorBidi" w:ascii="FangSong_GB2312" w:hAnsi="FangSong_GB2312" w:eastAsia="FangSong_GB2312" w:cs="FangSong_GB2312"/>
+      <w:rFonts w:asciiTheme="majorHAnsi" w:eastAsiaTheme="majorEastAsia" w:hAnsiTheme="majorHAnsi" w:cstheme="majorBidi" w:ascii="Songti SC" w:hAnsi="Songti SC" w:eastAsia="Songti SC" w:cs="Songti SC"/>
       <w:b w:val="0"/>
       <w:color w:val="000000"/>
       <w:spacing w:val="5"/>
@@ -2314,7 +2348,7 @@
       <w:contextualSpacing/>
     </w:pPr>
     <w:rPr>
-      <w:rFonts w:ascii="FangSong_GB2312" w:hAnsi="FangSong_GB2312" w:eastAsia="FangSong_GB2312" w:cs="FangSong_GB2312"/>
+      <w:rFonts w:ascii="Songti SC" w:hAnsi="Songti SC" w:eastAsia="Songti SC" w:cs="Songti SC"/>
       <w:sz w:val="22"/>
     </w:rPr>
   </w:style>
@@ -2359,7 +2393,7 @@
       <w:contextualSpacing/>
     </w:pPr>
     <w:rPr>
-      <w:rFonts w:ascii="FangSong_GB2312" w:hAnsi="FangSong_GB2312" w:eastAsia="FangSong_GB2312" w:cs="FangSong_GB2312"/>
+      <w:rFonts w:ascii="Songti SC" w:hAnsi="Songti SC" w:eastAsia="Songti SC" w:cs="Songti SC"/>
       <w:sz w:val="22"/>
     </w:rPr>
   </w:style>
